--- a/example_articles/states/Michigan/3.states_Michigan_New_York_Times.docx
+++ b/example_articles/states/Michigan/3.states_Michigan_New_York_Times.docx
@@ -27,17 +27,17 @@
     </w:p>
     <w:p>
       <w:r>
-        <w:t>Source File: NYT/46.DOCX</w:t>
+        <w:t>Source file: NYT/46.DOCX</w:t>
       </w:r>
     </w:p>
     <w:p>
       <w:r>
-        <w:t>Raw locations result: ['Michigan', 'Mexico']</w:t>
+        <w:t>Raw locations result, 'locations': ['Michigan', 'Mexico']</w:t>
       </w:r>
     </w:p>
     <w:p>
       <w:r>
-        <w:t>states_stand_flat (Standardized): Michigan</w:t>
+        <w:t>Standardized locations result, 'states_stand_flat': Michigan</w:t>
       </w:r>
     </w:p>
     <w:p>

--- a/example_articles/states/Michigan/3.states_Michigan_New_York_Times.docx
+++ b/example_articles/states/Michigan/3.states_Michigan_New_York_Times.docx
@@ -7,7 +7,9 @@
         <w:pStyle w:val="Heading1"/>
       </w:pPr>
       <w:r>
-        <w:t>Israel's Right Wing in the Wilderness</w:t>
+        <w:t>THE 1992 CAMPAIGN: Campaign Profile;</w:t>
+        <w:br/>
+        <w:t>A Scholarly Advocate for the Middle of the Road</w:t>
       </w:r>
     </w:p>
     <w:p>
@@ -17,22 +19,22 @@
     </w:p>
     <w:p>
       <w:r>
-        <w:t>Date: 1993-10-03</w:t>
+        <w:t>Date: 1992-10-27</w:t>
       </w:r>
     </w:p>
     <w:p>
       <w:r>
-        <w:t>Section: Section 4;; Section 4; Page 1; Column 2; Week in Review Desk; Column 2;</w:t>
+        <w:t>Section: Section A;; Section A; Page 20; Column 3; National Desk; Column 3;; Biography</w:t>
       </w:r>
     </w:p>
     <w:p>
       <w:r>
-        <w:t>Source file: NYT/46.DOCX</w:t>
+        <w:t>Source file: NYT/49.DOCX</w:t>
       </w:r>
     </w:p>
     <w:p>
       <w:r>
-        <w:t>Raw locations result, 'locations': ['Michigan', 'Mexico']</w:t>
+        <w:t>Raw locations result, 'locations': ['Michigan']</w:t>
       </w:r>
     </w:p>
     <w:p>
@@ -49,39 +51,79 @@
     </w:p>
     <w:p>
       <w:r>
-        <w:t>FROM his spare seventh-floor office here, Ariel Sharon can see a thin gray line in the distance that is the Mediterranean. "The way things are going," the old general and Likud Party elder said, grimly joking, "I'm afraid that's where the Jews of Israel will be pushed."</w:t>
+        <w:t>When Stan Greenberg, the Ivy League academic and esoteric author from Connecticut, met James Carville, the political attack dog from Louisiana, all they had in common was Bill Clinton.</w:t>
         <w:br/>
-        <w:t>Actually, if any back is to the sea, it is that of Israel's right wing, dominated by Likud and its young American-style leader, Benjamin Netanyahu. The right is convinced that Israel has put itself in mortal peril by accepting the legitimacy of the Palestine Liberation Organization and agreeing to Palestinian self-rule in the occupied Gaza Strip and West Bank. But it has yet to figure out how to respond effectively to this dramatic new situation, which caught it unawares and underlined how out of touch it is despite having run the Government for 15 years, until displaced last year by the Labor Party and its leader, Yitzhak Rabin.</w:t>
+        <w:t>"Oil and water," said Mr. Carville, the chief strategist for Mr. Clinton's Presidential campaign. "He was a Yale professor. That was a horrible strike against him as far as I was concerned."</w:t>
         <w:br/>
-        <w:t>In Israel, the words "right" and "left" have almost nothing to do with economic or social policies. Here, the core issue is whether territories captured in the 1967 war can be given up in the name of peace with the Arabs. And while definitions are imprecise, Israeli leftists generally favor concessions and rightists say no, whether out of security concerns or religious convictions that God promised those lands to the Jewish people. The more rightward one moves -- from Likud to small but important parties like Tsomet, the National Religious Party and Moledet -- the more hawkish views tend to be.</w:t>
+        <w:t>Mr. Greenberg, who is 47 years old, has come a long way from the academic world to his role as Mr. Clinton's poll taker and close adviser. An unabashed liberal who nevertheless dismisses the most liberal members of his own party as elitist, Mr. Greenberg has helped devise the middle-of-the-road strategy that has been such a success for the Democrats.</w:t>
         <w:br/>
-        <w:t>Since the deal with the P.L.O. first became known five weeks ago, rightists have marched against it, calling Mr. Rabin a traitor and a liar. Some of them have evoked the Holocaust and warned that a comparable disaster awaits Jews again. They have damned the Government as illegitimate. Citing Mr. Rabin's reliance on Israeli Arab parties to win parliamentary approval of the agreement 10 days ago, they have accused him of lacking "a Jewish majority," a catch phrase that strikes moderate Likudniks as morally racist and politically dumb. But what the right has conspicuously failed to do is provide a plausible alternative for the majority of Israelis who are exhausted by conflict and are ready to give this plan a chance, no matter how many doubts they may have.</w:t>
-        <w:br/>
-        <w:t>"There is an intellectual vacuum," said Yossi Olmert, a spokesman for the last Likud Government. "People expect a new agenda from Likud, and all they're getting is the same old ideological slogans."</w:t>
-        <w:br/>
-        <w:t>And for all the slogans, the accord has prompted a flurry of progress toward peace. On Friday in Washington, Israel's Foreign Minister, Shimon Peres, and Crown Prince Hassan of Jordan shook hands at the White House to confirm that they are normalizing relations. Blocks away, a 43-nation conference pledged $2 billion to the occupied territories to insure the accord's success.</w:t>
-        <w:br/>
-        <w:t>Perhaps no one has been more undercut by recent events than Mr. Netanyahu, who has come across as Dr. No, focusing on what he is against, not using his ample verbal skills to articulate what he is for. He bills himself as a pragmatist. Yet he strikes even some in his own camp as having been taken hostage by extremists and messianics, by doctrinaire small-party figures.</w:t>
-        <w:br/>
-        <w:t>In recent days, Mr. Netanyahu seems to have heeded the complaints of internal critics like Mr. Sharon, who say Likud should stop flailing its arms at a done deal and focus its fire on specific perceived dangers in the accord. It must appeal more to the broad center where most Israelis reside, they say, and the Likud leader agrees, promising proposals soon to safeguard Israel's "military and demographic security" when the territories' final status is negotiated. One possible idea is to carve up the territories to protect certain Jewish settlements and keep the Israeli Army perched on strategic high ground.</w:t>
+        <w:t>In his academic study as well as in his political activity, Mr. Greenberg has made himself an expert on taking the pulse of the electorate.</w:t>
         <w:br/>
         <w:t xml:space="preserve"> </w:t>
         <w:br/>
-        <w:t>Fervor and CashExtremists Only</w:t>
+        <w:t>Reputation on the Line</w:t>
         <w:br/>
-        <w:t xml:space="preserve"> The right's difficulties were apparent at recent anti-Government rallies. Tens of thousands of protesters took to the streets of Jerusalem in the largest demonstrations in years. But they were top-heavy with young yeshiva students, settlers from the territories and black-hatted adherents of the Lubavitcher Hasidic sect, who have given this campaign the fervor and cash once devoted to proclaiming their spiritual guide as the Messiah.</w:t>
+        <w:t xml:space="preserve"> And as polls sponsored by several news organizations have begun to show Mr. Clinton's once-formidable lead shrinking, the reputation of his savvy instinct has never been on the line more than it is now.</w:t>
         <w:br/>
-        <w:t>It is significant who was not out there en masse: secular Israelis who form the backbone of Likud support, working-class people, business owners, yuppies. They are as tired as anyone else of dangerous army reserve duty in Gaza. Surveys suggest that fully a third of Likud voters endorse the agreement. When the plan went before Parliament, 3 of Likud's 32 members broke ranks with Mr. Netanyahu, abstaining rather than voting no, and several other colleagues were with them in spirit.</w:t>
+        <w:t>Mr. Greenberg -- short, bespectacled and curly-haired -- has the air of an easy-going observer of the passing scene. But when he is making a point, he sways slightly with a nervous energy that suggests his entire body is engaged in thought.</w:t>
         <w:br/>
-        <w:t>Not that these Likudniks have full faith in Mr. Rabin. But they cannot accept that this former army chief, who captured the territories in 1967, is guilty of treason. And they want nothing to do with the handful of fire-breathing visionaries threatening to gun down the first soldier who tries to evict them from their West Bank enclaves.</w:t>
+        <w:t>Mr. Greenberg picks through the minefields of political analysis carefully, using a genial demeanor to his advantage. Mr. Carville, Mr. Greenberg's stylistic opposite, is now one of the former Yale professor's greatest fans.</w:t>
         <w:br/>
-        <w:t>"When you put yourself in the same square with some of these people, you're saying that you're against peace, and nobody's going to vote you back into power," warned Meir Sheetrit, one of the Likud abstainers.</w:t>
+        <w:t>Mr. Greenberg spends the bulk of his days glued to portable phones as he travels, rewriting questionnaires for new polls and consulting with other advisers about advertising strategy. He often acts as a sort of people's truth squad and helps the campaign's speech writers and other message makers decide how to parry or feint in the closing weeks of the race.</w:t>
         <w:br/>
-        <w:t>Even the protesters seem wary about going overboard at this point. Threatened acts of wide civil disobedience have failed to materialize.</w:t>
+        <w:t>"If they weren't desperate to throw George Bush out of the White House, we wouldn't be in the position we are now," Mr. Greenberg said of the voters he has interviewed and polled this year. "But I also think it's the case that we've come out looking like a broad-based coalition that is not just speaking to special interest groups.</w:t>
         <w:br/>
-        <w:t>It is still early, though, in the battle for Israeli hearts and minds. The latest polls show that while there continues to be majority support for the agreement, it is thinner than a few weeks ago. Mr. Netanyahu says this heartens him. But it is also worth noting that Israelis generally take their Government at its word on national security. Imagine, for example, hard-nosed Israelis agreeing not to retaliate against a sworn enemy who, unprovoked, fires nuclear-capable missiles at them. Yet that is precisely what they did during the Persian Gulf war. Polls showed overwhelming public support then for the Likud Government's decision to absorb Iraqi Scuds and, at Washington's behest, do nothing about it.</w:t>
+        <w:t>"That is why we're doing well in suburbia. That is why we're winning Reagan Democrats."</w:t>
         <w:br/>
-        <w:t>"People basically go with the flow," said Gadi Wolfsfeld, a political science professor at Hebrew University. "And if it looks good and the Government says it's all right, they say, Amen."</w:t>
+        <w:t xml:space="preserve"> </w:t>
+        <w:br/>
+        <w:t>Evolving Into Moderates</w:t>
+        <w:br/>
+        <w:t xml:space="preserve"> Mr. Greenberg's research on the disaffected Democrats in areas like Michigan's Macomb County became the spine of this year's thinking about how the Democrats could regain the White House. The strategy calls for Democrats to distance themselves from traditional constituencies. This pragmatic approach immediately appealed to Mr. Clinton, a former McGovern worker who had evolved into a moderate Democrat.</w:t>
+        <w:br/>
+        <w:t>"Even though I come from the left, I have always been uncomfortable with elitist liberalism, which I think is disdainful of the values of working-class Americans," Mr. Greenberg said. "Clinton has a similar analysis of why the Democrats have failed."</w:t>
+        <w:br/>
+        <w:t>It was in part on Mr. Greenberg's advice that Mr. Clinton chose to stand up to the Rev. Jesse Jackson over the appearance of a rap performer at a Rainbow Coalition meeting. Campaign advisers insisted that Mr. Clinton was merely condemning prejudice where he saw it, because the performer, Sister Souljah, appeared to advocate violence in her music.</w:t>
+        <w:br/>
+        <w:t xml:space="preserve"> </w:t>
+        <w:br/>
+        <w:t>Two-Sided Message</w:t>
+        <w:br/>
+        <w:t xml:space="preserve"> But Mr. Greenberg and others saw that the attack would be a plus for Mr. Clinton in the eyes of Republicans and of moderate Democrats who were unhappy with Mr. Jackson's influence and agenda in the party.</w:t>
+        <w:br/>
+        <w:t>Many Jackson allies were infuriated. One called the tactic "brutal but effective." But most of these critics will not voice their complaints for the record because they too are ultimately interested in seeing Bill Clinton elected and in remaining on good terms with the Democrats.</w:t>
+        <w:br/>
+        <w:t>"Stan's going to be a very powerful interpreter of this election," one unhappy liberal Democrat said about Mr. Clinton's relations with the liberal wing of the party. "And I think the lesson that's going to be taught is deplorable."</w:t>
+        <w:br/>
+        <w:t>Mr. Greenberg rejects this as the talk of people who are more enamored of symbolism than of results.</w:t>
+        <w:br/>
+        <w:t xml:space="preserve"> </w:t>
+        <w:br/>
+        <w:t>Losing Not Helpful</w:t>
+        <w:br/>
+        <w:t xml:space="preserve"> "By making affirmative action and other issues the litmus tests, it sounded like you were being sensitive to the black community," Mr. Greenberg said of his party. "But, in fact, it also assured that you were out of power. And it also assured that the black community suffered under Republican administrations. And that in the end it was just posturing."</w:t>
+        <w:br/>
+        <w:t>Mr. Greenberg found a receptive audience among Democrats who wanted a candidate who could win. When Mr. Clinton was winning primary elections but still looking hopelessly scarred, it was Mr. Greenberg who drew up a plan for the nomination and the general election that included retelling Mr. Clinton's personal tale.</w:t>
+        <w:br/>
+        <w:t>"There is no single person in the campaign who was so consistently on the mark," said George Stephanopoulos, the campaign's communications director.</w:t>
+        <w:br/>
+        <w:t>Mr. Greenberg started his public-opinion research firm in his New Haven basement in 1980, with some work for Senator Christopher J. Dodd and has since worked for many candidates.</w:t>
+        <w:br/>
+        <w:t>He met Mr. Clinton in 1988 while working on a children's project and helped the Governor win re-election in Arkansas in 1990 and later joined the informal group that began discussing whether to try a Presidential bid.</w:t>
+        <w:br/>
+        <w:t>Mr. Greenberg said nothing in the past had prepared him for working in a Presidential campaign with a realistic chance to win. "I never had any appreciation for the total absorption," he said. "I spend every minute of my life thinking how to make this happen."</w:t>
+        <w:br/>
+        <w:t xml:space="preserve"> </w:t>
+        <w:br/>
+        <w:t>A Political Family</w:t>
+        <w:br/>
+        <w:t xml:space="preserve"> For weeks, he has been conducting a sort of tricornered commute to and from the campaign's headquarters in Little Rock, his consulting offices in Washington and his home in New Haven. His wife, Representative Rosa DeLauro, is running for re-election to Congress.</w:t>
+        <w:br/>
+        <w:t>Representative DeLauro said her husband's research on what appeals to the middle class benefits from the fact that "he is a working, middle-class guy; it's his own background."</w:t>
+        <w:br/>
+        <w:t>Mr. Greenberg said he had no interest in following Mr. Clinton to the White House should the Democrat win. But he said he expected to play a role as a Presidential adviser.</w:t>
+        <w:br/>
+        <w:t>Asked what Mr. Greenberg's post-election plans might be, Mr. Stephanopoulos responded: "I don't know. All he talks about is wanting to go to the beach."</w:t>
         <w:br/>
         <w:br/>
         <w:t>Graphic</w:t>
@@ -89,7 +131,39 @@
         <w:br/>
         <w:t xml:space="preserve"> </w:t>
         <w:br/>
-        <w:t>Photo: Benjamin Netanyahu, leader of Israel's Likud party, speaking out against the peace accords this summer. (Ricki Rosen/Saba)</w:t>
+        <w:t>Photo: Stan Greenberg has come a long way from the academic world of Yale to his role as Mr. Clinton's poll taker and close adviser. Mr. Greenberg spoke with Mandy Grunwald, Mr. Clinton's media adviser. (Monica Almeida/The New York Times)</w:t>
+        <w:br/>
+        <w:t xml:space="preserve"> </w:t>
+        <w:br/>
+        <w:t>Chart: "Stanley B. Greenberg"</w:t>
+        <w:br/>
+        <w:t xml:space="preserve"> </w:t>
+        <w:br/>
+        <w:t>Born: May 10, 1945.</w:t>
+        <w:br/>
+        <w:t xml:space="preserve"> </w:t>
+        <w:br/>
+        <w:t>Hometown: Philadelphia</w:t>
+        <w:br/>
+        <w:t xml:space="preserve"> </w:t>
+        <w:br/>
+        <w:t>Current residences: New Haven, and Washington.</w:t>
+        <w:br/>
+        <w:t xml:space="preserve"> </w:t>
+        <w:br/>
+        <w:t>Educaiton: Miami University of Ohio, B.A., 1967; Harvard University, M.A., 1968; Ph.D. in government, 1971.</w:t>
+        <w:br/>
+        <w:t xml:space="preserve"> </w:t>
+        <w:br/>
+        <w:t>Career highlights: Taught political science at Yale University 1970-79. Research associate/affiliate at Yale 1980-89, including period as visiting professor at Wesleyan University. Coordinator of politics and human-rights research at Rockefeller Foundation 1987-88. Founded Greenberg-Lake research firm with the pool taker Celinda Lake in 1980.</w:t>
+        <w:br/>
+        <w:t xml:space="preserve"> </w:t>
+        <w:br/>
+        <w:t>Family: Married to Representative Rosa DeLauro, Democrat of Connecticut. Twin daughters Kathryn and Anna, 24, and son, Jonathan, 20.</w:t>
+        <w:br/>
+        <w:t xml:space="preserve"> </w:t>
+        <w:br/>
+        <w:t>Interests: Travel, reading, writing.</w:t>
       </w:r>
     </w:p>
     <w:sectPr>

--- a/example_articles/states/Michigan/3.states_Michigan_New_York_Times.docx
+++ b/example_articles/states/Michigan/3.states_Michigan_New_York_Times.docx
@@ -7,9 +7,7 @@
         <w:pStyle w:val="Heading1"/>
       </w:pPr>
       <w:r>
-        <w:t>THE 1992 CAMPAIGN: Campaign Profile;</w:t>
-        <w:br/>
-        <w:t>A Scholarly Advocate for the Middle of the Road</w:t>
+        <w:t>Michigan and the Auto Industry Share a Past. What About the Future?</w:t>
       </w:r>
     </w:p>
     <w:p>
@@ -19,17 +17,17 @@
     </w:p>
     <w:p>
       <w:r>
-        <w:t>Date: 1992-10-27</w:t>
+        <w:t>Date: 2023-09-20</w:t>
       </w:r>
     </w:p>
     <w:p>
       <w:r>
-        <w:t>Section: Section A;; Section A; Page 20; Column 3; National Desk; Column 3;; Biography</w:t>
+        <w:t>Section: US</w:t>
       </w:r>
     </w:p>
     <w:p>
       <w:r>
-        <w:t>Source file: NYT/49.DOCX</w:t>
+        <w:t>Source file: NYT/5.DOCX</w:t>
       </w:r>
     </w:p>
     <w:p>
@@ -51,119 +49,77 @@
     </w:p>
     <w:p>
       <w:r>
-        <w:t>When Stan Greenberg, the Ivy League academic and esoteric author from Connecticut, met James Carville, the political attack dog from Louisiana, all they had in common was Bill Clinton.</w:t>
+        <w:t>Michigan's economy and identity have been intertwined with auto manufacturing since Henry Ford perfected the moving assembly line and made Detroit a magnet for blue-collar workers seeking a middle-class foothold.</w:t>
         <w:br/>
-        <w:t>"Oil and water," said Mr. Carville, the chief strategist for Mr. Clinton's Presidential campaign. "He was a Yale professor. That was a horrible strike against him as far as I was concerned."</w:t>
+        <w:t>But the symbiosis between the state and its signature industry has been repeatedly challenged in recent decades by competition from abroad, factory closures and balance sheets so bad they required federal bailouts.</w:t>
         <w:br/>
-        <w:t>Mr. Greenberg, who is 47 years old, has come a long way from the academic world to his role as Mr. Clinton's poll taker and close adviser. An unabashed liberal who nevertheless dismisses the most liberal members of his own party as elitist, Mr. Greenberg has helped devise the middle-of-the-road strategy that has been such a success for the Democrats.</w:t>
+        <w:t>In some ways, that makes the current uncertainty in the state feel familiar. Members of the United Automobile Workers are back on the picket lines. Upstart carmakers outside Michigan are growing in market share. And as electric vehicles gain popularity, urgent questions abound about the auto industry's future and Michigan's place in it.</w:t>
         <w:br/>
-        <w:t>In his academic study as well as in his political activity, Mr. Greenberg has made himself an expert on taking the pulse of the electorate.</w:t>
+        <w:t>"We cannot let other countries or other states beat us in this competition," said State Senator Darrin Camilleri, a Democrat whose district is home to several car manufacturing facilities, including a Ford plant where workers are striking. "It's not only about ensuring that these jobs are well paid," he added, "but making sure that more of those jobs are still right here."</w:t>
         <w:br/>
-        <w:t xml:space="preserve"> </w:t>
+        <w:t>Three things are true about the auto industry in Michigan: It is far smaller than it once was. It remains vital to the local and national economies. And its ethos — the idea that you can work hard, make something worthwhile and get a fair wage for doing it — is ingrained deeply in the state's sense of itself.</w:t>
         <w:br/>
-        <w:t>Reputation on the Line</w:t>
+        <w:t>"The Motor City, I think that says it all — people just identify cars and Detroit, and being the leader in that," said John P. Rhaesa, the mayor of Wayne, Mich., a working-class Detroit suburb where striking Ford employees have lined the main drag this week, perking up each time a passing semi-truck blares a supportive honk.</w:t>
         <w:br/>
-        <w:t xml:space="preserve"> And as polls sponsored by several news organizations have begun to show Mr. Clinton's once-formidable lead shrinking, the reputation of his savvy instinct has never been on the line more than it is now.</w:t>
+        <w:t>The Big Three — Ford, General Motors and Stellantis — have an estimated 66,000 U.A.W. employees in Michigan, according to one recent study — more than four times as many as any other state. The figure does not include thousands of workers who staff the automakers' corporate offices or the employees of auto parts suppliers whose factories dot Southeast Michigan's industrial corridors.</w:t>
         <w:br/>
-        <w:t>Mr. Greenberg -- short, bespectacled and curly-haired -- has the air of an easy-going observer of the passing scene. But when he is making a point, he sways slightly with a nervous energy that suggests his entire body is engaged in thought.</w:t>
+        <w:t>U.A.W. workers began a targeted strike last week against all three companies, beginning with single plants in Michigan, Missouri and Ohio. The union is seeking significant pay raises, shorter workweeks and job security as the industry moves toward electrification. If deals are not reached by Friday, union officials have warned, the strike could expand to more plants.</w:t>
         <w:br/>
-        <w:t>Mr. Greenberg picks through the minefields of political analysis carefully, using a genial demeanor to his advantage. Mr. Carville, Mr. Greenberg's stylistic opposite, is now one of the former Yale professor's greatest fans.</w:t>
+        <w:t>Officials in Michigan have tried in recent years to lock in their state's place in the shifting automotive economy, seeking facilities to build not only electric cars, but also parts that would go inside them. A General Motors factory on the edge of Detroit that was once slated to end production was instead retooled as that company's first plant entirely for electric vehicles. And as Big Three automakers expand their plug-in offerings and compete with electric-focused companies like Tesla, Michigan has aggressively courted new electric battery factories.</w:t>
         <w:br/>
-        <w:t>Mr. Greenberg spends the bulk of his days glued to portable phones as he travels, rewriting questionnaires for new polls and consulting with other advisers about advertising strategy. He often acts as a sort of people's truth squad and helps the campaign's speech writers and other message makers decide how to parry or feint in the closing weeks of the race.</w:t>
+        <w:t>"We're still the cornerstone of the automotive industry," said Kenyetta Hairston-Bridges, the chief operating officer and an executive vice president at the Detroit Economic Growth Corporation. "Just like that ingenuity and that innovation that happened decades and decades ago, that is still taking place right now."</w:t>
         <w:br/>
-        <w:t>"If they weren't desperate to throw George Bush out of the White House, we wouldn't be in the position we are now," Mr. Greenberg said of the voters he has interviewed and polled this year. "But I also think it's the case that we've come out looking like a broad-based coalition that is not just speaking to special interest groups.</w:t>
+        <w:t>But the industry no longer plays an all-consuming role in the state, and its future is in flux. Adding to the uncertainty: Electric cars have fewer parts, and can be made with fewer workers than vehicles with internal combustion engines can.</w:t>
         <w:br/>
-        <w:t>"That is why we're doing well in suburbia. That is why we're winning Reagan Democrats."</w:t>
+        <w:t>In Detroit, G.M.'s headquarters still punctuates the skyline, but downtown has flourished in recent years largely because of investments by companies like Rocket Mortgage and Ally Financial. Other sectors, like health care and education, also power the state's economy, though they lack the cultural resonance of carmaking.</w:t>
         <w:br/>
-        <w:t xml:space="preserve"> </w:t>
+        <w:t>Though large numbers of Michigan residents continue to work in auto manufacturing and parts manufacturing, federal data shows that those numbers have declined sharply — by some measures, around 50 percent — since 2000.</w:t>
         <w:br/>
-        <w:t>Evolving Into Moderates</w:t>
+        <w:t>"I still think of the auto industry as kind of the most important industry in Michigan," said Gabriel Ehrlich, an economic forecaster at the University of Michigan. "But it just doesn't dominate the state economy the way it did 20 or 30 years ago."</w:t>
         <w:br/>
-        <w:t xml:space="preserve"> Mr. Greenberg's research on the disaffected Democrats in areas like Michigan's Macomb County became the spine of this year's thinking about how the Democrats could regain the White House. The strategy calls for Democrats to distance themselves from traditional constituencies. This pragmatic approach immediately appealed to Mr. Clinton, a former McGovern worker who had evolved into a moderate Democrat.</w:t>
+        <w:t>Before the strike started, Dr. Ehrlich co-wrote a paper outlining the potential fallout if workers left their posts. A protracted full strike at any of the three companies would lead to tens of thousands of lost jobs and tens of millions of dollars in economic impact, the study found. An eight-week full strike at all three companies could lead to 300,000 lost jobs in Michigan, the authors said, with the damage extending past the assembly plants and into parts suppliers and other industries.</w:t>
         <w:br/>
-        <w:t>"Even though I come from the left, I have always been uncomfortable with elitist liberalism, which I think is disdainful of the values of working-class Americans," Mr. Greenberg said. "Clinton has a similar analysis of why the Democrats have failed."</w:t>
+        <w:t>Matt Wegener, a Ford employee for 28 years who was picketing outside the Wayne plant this week, said he was already paring back his spending because of the strike. Though his factory is so far the only one in Michigan where workers have struck, the effects of individual cutbacks would multiply if the union calls more workers to the picket lines.</w:t>
         <w:br/>
-        <w:t>It was in part on Mr. Greenberg's advice that Mr. Clinton chose to stand up to the Rev. Jesse Jackson over the appearance of a rap performer at a Rainbow Coalition meeting. Campaign advisers insisted that Mr. Clinton was merely condemning prejudice where he saw it, because the performer, Sister Souljah, appeared to advocate violence in her music.</w:t>
+        <w:t>"Before the strike even started, I told myself I'm going to start limiting my budget, because I had a feeling that was coming," Mr. Wegener, 48, said as he held up a red "U.A.W. on strike" sign in front of a gate leading to a deserted parking lot. "Just little things that you don't necessarily need at the grocery store. You don't need to get ice cream."</w:t>
         <w:br/>
-        <w:t xml:space="preserve"> </w:t>
+        <w:t>Union workers and their supporters said the short-term pain of a strike could lead to sustained economic benefits if employees receive big raises in a new contract and are able to spend more. But if auto companies agree to deals that they cannot afford, analysts said, that could ultimately hurt workers and the state.</w:t>
         <w:br/>
-        <w:t>Two-Sided Message</w:t>
+        <w:t>"I do really worry about these new contract negotiations, if they are not sustainable for the many aspects of the economy that they affect," said Tyler Theile, chief operating officer of Anderson Economic Group, a Michigan-based research and consulting firm whose past clients have included the auto companies. "We don't want to go back to the jobs banks and bankruptcy. Public opinion isn't going to digest another bailout."</w:t>
         <w:br/>
-        <w:t xml:space="preserve"> But Mr. Greenberg and others saw that the attack would be a plus for Mr. Clinton in the eyes of Republicans and of moderate Democrats who were unhappy with Mr. Jackson's influence and agenda in the party.</w:t>
+        <w:t>Over generations, the auto industry has become part of Michigan's culture, forging not only the stories of industrial cities like Detroit and Flint and Lansing, but also of families whose grandparents moved to the state to find steady union jobs that paid enough to raise children and buy a house.</w:t>
         <w:br/>
-        <w:t>Many Jackson allies were infuriated. One called the tactic "brutal but effective." But most of these critics will not voice their complaints for the record because they too are ultimately interested in seeing Bill Clinton elected and in remaining on good terms with the Democrats.</w:t>
+        <w:t>Detroit's N.B.A. team, the Pistons, is named after an engine component. On the state's highways, Chryslers and Chevys and Fords are notably prevalent, with foreign brands more sparse. And young Michigan residents, though in smaller numbers than before, continue to follow relatives into jobs at the auto plants.</w:t>
         <w:br/>
-        <w:t>"Stan's going to be a very powerful interpreter of this election," one unhappy liberal Democrat said about Mr. Clinton's relations with the liberal wing of the party. "And I think the lesson that's going to be taught is deplorable."</w:t>
+        <w:t>Heaven Brown, 22, said she joined family members at the Wayne factory about three years ago. Her overnight shift helping to build Ford Broncos is physically demanding, she said, and it pays just enough to cover her bills. From her place on the picket line this week, she said she hoped the work stoppage would lead to improvements.</w:t>
         <w:br/>
-        <w:t>Mr. Greenberg rejects this as the talk of people who are more enamored of symbolism than of results.</w:t>
+        <w:t>"I think everything is going to work, we're going to get what we deserve," Ms. Brown said. Still, she said, "I wonder how long this strike is going to be, how long they're going to wait."</w:t>
         <w:br/>
-        <w:t xml:space="preserve"> </w:t>
+        <w:t>The auto industry and its labor movement are deeply fused into Michigan's politics. About 14 percent of Michigan workers were members of a union in 2022, down from 17 percent of workers in 2012 but still above the national average.</w:t>
         <w:br/>
-        <w:t>Losing Not Helpful</w:t>
+        <w:t>This year, Democrats took full control of state government for the first time since the 1980s. Gov. Gretchen Whitmer and legislative leaders swiftly announced that repealing a so-called right-to-work law and restoring the prevailing wage would be among their first priorities. Both steps reversed Republican policies from the prior decade that unions loathed.</w:t>
         <w:br/>
-        <w:t xml:space="preserve"> "By making affirmative action and other issues the litmus tests, it sounded like you were being sensitive to the black community," Mr. Greenberg said of his party. "But, in fact, it also assured that you were out of power. And it also assured that the black community suffered under Republican administrations. And that in the end it was just posturing."</w:t>
+        <w:t>Still, with the state closely divided on partisan lines, Republicans and Democrats have competed fiercely in recent elections for union voters, traditionally a left-leaning constituency.</w:t>
         <w:br/>
-        <w:t>Mr. Greenberg found a receptive audience among Democrats who wanted a candidate who could win. When Mr. Clinton was winning primary elections but still looking hopelessly scarred, it was Mr. Greenberg who drew up a plan for the nomination and the general election that included retelling Mr. Clinton's personal tale.</w:t>
+        <w:t>Donald J. Trump, who made inroads with blue-collar workers during his presidential campaigns, and who has criticized the national move toward electric cars, plans to speak to union members in Detroit next week rather than take part in a Republican debate. Facing skepticism from some people in the union, President Biden has voiced support for the striking workers.</w:t>
         <w:br/>
-        <w:t>"There is no single person in the campaign who was so consistently on the mark," said George Stephanopoulos, the campaign's communications director.</w:t>
+        <w:t>The potential stakes in the standoff — the difference between a thriving auto industry and a struggling one — can be seen across Michigan's industrial landscape.</w:t>
         <w:br/>
-        <w:t>Mr. Greenberg started his public-opinion research firm in his New Haven basement in 1980, with some work for Senator Christopher J. Dodd and has since worked for many candidates.</w:t>
+        <w:t>For hope, look to the crumbling train station in Detroit that Ford brought back to life, or the Stellantis factory that reopened, or the electric vehicle supplier that is building on the site of an abandoned Cadillac plant.</w:t>
         <w:br/>
-        <w:t>He met Mr. Clinton in 1988 while working on a children's project and helped the Governor win re-election in Arkansas in 1990 and later joined the informal group that began discussing whether to try a Presidential bid.</w:t>
+        <w:t>But there are risks of being so tied to one industry. Detroit and Flint were 20th-century boom towns that grew alongside their car factories and became havens for the middle class. Both saw their fortunes reverse when factories closed: residents fled, property values collapsed, crime rates soared.</w:t>
         <w:br/>
-        <w:t>Mr. Greenberg said nothing in the past had prepared him for working in a Presidential campaign with a realistic chance to win. "I never had any appreciation for the total absorption," he said. "I spend every minute of my life thinking how to make this happen."</w:t>
+        <w:t>Brenda Carter, a Democratic state representative from Pontiac, another factory town that fell on hard times, said she had witnessed many of the same highs and lows in her city.</w:t>
         <w:br/>
-        <w:t xml:space="preserve"> </w:t>
+        <w:t xml:space="preserve">Ms. Carter spent more than 30 years in the U.A.W., working in machine repair for G.M. </w:t>
         <w:br/>
-        <w:t>A Political Family</w:t>
+        <w:t>It was a job she took pride in. It was also a job she walked away from before she planned to, accepting an early retirement package in the depths of the Great Recession.</w:t>
         <w:br/>
-        <w:t xml:space="preserve"> For weeks, he has been conducting a sort of tricornered commute to and from the campaign's headquarters in Little Rock, his consulting offices in Washington and his home in New Haven. His wife, Representative Rosa DeLauro, is running for re-election to Congress.</w:t>
+        <w:t>Still, she said, the auto industry was one worth investing in, worth hitching Michigan's future to, worth doubling down on, even as it shifts from combustion to electric power.</w:t>
         <w:br/>
-        <w:t>Representative DeLauro said her husband's research on what appeals to the middle class benefits from the fact that "he is a working, middle-class guy; it's his own background."</w:t>
+        <w:t>"We are the manufacturing capital of the world," Ms. Carter said. "That is who we are."</w:t>
         <w:br/>
-        <w:t>Mr. Greenberg said he had no interest in following Mr. Clinton to the White House should the Democrat win. But he said he expected to play a role as a Presidential adviser.</w:t>
-        <w:br/>
-        <w:t>Asked what Mr. Greenberg's post-election plans might be, Mr. Stephanopoulos responded: "I don't know. All he talks about is wanting to go to the beach."</w:t>
-        <w:br/>
-        <w:br/>
-        <w:t>Graphic</w:t>
-        <w:br/>
-        <w:br/>
-        <w:t xml:space="preserve"> </w:t>
-        <w:br/>
-        <w:t>Photo: Stan Greenberg has come a long way from the academic world of Yale to his role as Mr. Clinton's poll taker and close adviser. Mr. Greenberg spoke with Mandy Grunwald, Mr. Clinton's media adviser. (Monica Almeida/The New York Times)</w:t>
-        <w:br/>
-        <w:t xml:space="preserve"> </w:t>
-        <w:br/>
-        <w:t>Chart: "Stanley B. Greenberg"</w:t>
-        <w:br/>
-        <w:t xml:space="preserve"> </w:t>
-        <w:br/>
-        <w:t>Born: May 10, 1945.</w:t>
-        <w:br/>
-        <w:t xml:space="preserve"> </w:t>
-        <w:br/>
-        <w:t>Hometown: Philadelphia</w:t>
-        <w:br/>
-        <w:t xml:space="preserve"> </w:t>
-        <w:br/>
-        <w:t>Current residences: New Haven, and Washington.</w:t>
-        <w:br/>
-        <w:t xml:space="preserve"> </w:t>
-        <w:br/>
-        <w:t>Educaiton: Miami University of Ohio, B.A., 1967; Harvard University, M.A., 1968; Ph.D. in government, 1971.</w:t>
-        <w:br/>
-        <w:t xml:space="preserve"> </w:t>
-        <w:br/>
-        <w:t>Career highlights: Taught political science at Yale University 1970-79. Research associate/affiliate at Yale 1980-89, including period as visiting professor at Wesleyan University. Coordinator of politics and human-rights research at Rockefeller Foundation 1987-88. Founded Greenberg-Lake research firm with the pool taker Celinda Lake in 1980.</w:t>
-        <w:br/>
-        <w:t xml:space="preserve"> </w:t>
-        <w:br/>
-        <w:t>Family: Married to Representative Rosa DeLauro, Democrat of Connecticut. Twin daughters Kathryn and Anna, 24, and son, Jonathan, 20.</w:t>
-        <w:br/>
-        <w:t xml:space="preserve"> </w:t>
-        <w:br/>
-        <w:t>Interests: Travel, reading, writing.</w:t>
+        <w:t>PHOTOS: From top: the Stellantis Mack Assembly Complex in Detroit. Members of the United Automobile Workers striking near a Ford plant in Wayne, a blue-collar Detroit suburb. Mayor John P. Rhaesa of Wayne said, "People just identify cars and Detroit."; A mural, including scenes from the auto industry, on the side of a movie theater in Wayne. (PHOTOGRAPHS BY NICK HAGEN FOR THE NEW YORK TIMES) This article appeared in print on page A12.</w:t>
       </w:r>
     </w:p>
     <w:sectPr>
